--- a/Knowledge/3-Work knowledge/1-Software Engineering/2-Testing/5-My Source/1-ISTQB Foundation Level/5-Test Management/1-Phases of the Software Testing Life Cycle (STLC)/1-Phases of the Software Testing Life Cycle (STLC).docx
+++ b/Knowledge/3-Work knowledge/1-Software Engineering/2-Testing/5-My Source/1-ISTQB Foundation Level/5-Test Management/1-Phases of the Software Testing Life Cycle (STLC)/1-Phases of the Software Testing Life Cycle (STLC).docx
@@ -18,48 +18,39 @@
       </w:pPr>
       <w:r>
         <w:rPr>
-          <w:b/>
+          <w:rFonts w:ascii="Arial" w:eastAsia="Arial" w:hAnsi="Arial"/>
+          <w:sz w:val="18"/>
+          <w:highlight w:val="lightGray"/>
           <w:shd w:val="clear" w:color="auto" w:fill="B7B7B7"/>
         </w:rPr>
-        <w:t># Source</w:t>
-      </w:r>
-      <w:r>
-        <w:rPr>
+        <w:t xml:space="preserve"># Source: Chatgot </w:t>
+      </w:r>
+      <w:r>
+        <w:rPr>
+          <w:rFonts w:ascii="Arial" w:eastAsia="Arial" w:hAnsi="Arial"/>
+          <w:sz w:val="18"/>
+          <w:szCs w:val="14"/>
+          <w:highlight w:val="lightGray"/>
           <w:shd w:val="clear" w:color="auto" w:fill="B7B7B7"/>
         </w:rPr>
-        <w:t xml:space="preserve">: </w:t>
-      </w:r>
-      <w:r>
-        <w:rPr>
-          <w:b/>
+        <w:t>(GPT</w:t>
+      </w:r>
+      <w:r>
+        <w:rPr>
+          <w:rFonts w:ascii="Arial" w:eastAsia="Arial" w:hAnsi="Arial" w:cs="Cambria Math"/>
+          <w:sz w:val="18"/>
+          <w:szCs w:val="14"/>
+          <w:highlight w:val="lightGray"/>
           <w:shd w:val="clear" w:color="auto" w:fill="B7B7B7"/>
         </w:rPr>
-        <w:t xml:space="preserve">Chatgot </w:t>
-      </w:r>
-      <w:r>
-        <w:rPr>
-          <w:b/>
-          <w:sz w:val="14"/>
+        <w:t>‑</w:t>
+      </w:r>
+      <w:r>
+        <w:rPr>
+          <w:rFonts w:ascii="Arial" w:eastAsia="Arial" w:hAnsi="Arial"/>
+          <w:sz w:val="18"/>
           <w:szCs w:val="14"/>
-          <w:shd w:val="clear" w:color="auto" w:fill="B7B7B7"/>
-        </w:rPr>
-        <w:t>(GPT</w:t>
-      </w:r>
-      <w:r>
-        <w:rPr>
-          <w:rFonts w:ascii="Cambria Math" w:hAnsi="Cambria Math" w:cs="Cambria Math"/>
-          <w:b/>
-          <w:sz w:val="14"/>
-          <w:szCs w:val="14"/>
-          <w:shd w:val="clear" w:color="auto" w:fill="B7B7B7"/>
-        </w:rPr>
-        <w:t>‑</w:t>
-      </w:r>
-      <w:r>
-        <w:rPr>
-          <w:b/>
-          <w:sz w:val="14"/>
-          <w:szCs w:val="14"/>
+          <w:highlight w:val="lightGray"/>
           <w:shd w:val="clear" w:color="auto" w:fill="B7B7B7"/>
         </w:rPr>
         <w:t>5 Mini) at [8/24/2025]</w:t>
@@ -115,7 +106,7 @@
           <w:ilvl w:val="0"/>
           <w:numId w:val="1"/>
         </w:numPr>
-        <w:spacing w:before="240"/>
+        <w:spacing w:before="240" w:after="0" w:line="276" w:lineRule="auto"/>
         <w:rPr>
           <w:rFonts w:ascii="Roboto Mono" w:eastAsia="Roboto Mono" w:hAnsi="Roboto Mono" w:cs="Roboto Mono"/>
         </w:rPr>
@@ -141,6 +132,7 @@
           <w:ilvl w:val="1"/>
           <w:numId w:val="1"/>
         </w:numPr>
+        <w:spacing w:after="0" w:line="276" w:lineRule="auto"/>
         <w:rPr>
           <w:rFonts w:ascii="Roboto Mono" w:eastAsia="Roboto Mono" w:hAnsi="Roboto Mono" w:cs="Roboto Mono"/>
         </w:rPr>
@@ -164,6 +156,7 @@
           <w:ilvl w:val="1"/>
           <w:numId w:val="1"/>
         </w:numPr>
+        <w:spacing w:after="0" w:line="276" w:lineRule="auto"/>
       </w:pPr>
       <w:r>
         <w:rPr>
@@ -197,6 +190,7 @@
           <w:ilvl w:val="0"/>
           <w:numId w:val="1"/>
         </w:numPr>
+        <w:spacing w:after="0" w:line="276" w:lineRule="auto"/>
         <w:rPr>
           <w:rFonts w:ascii="Roboto Mono" w:eastAsia="Roboto Mono" w:hAnsi="Roboto Mono" w:cs="Roboto Mono"/>
         </w:rPr>
@@ -222,6 +216,7 @@
           <w:ilvl w:val="1"/>
           <w:numId w:val="1"/>
         </w:numPr>
+        <w:spacing w:after="0" w:line="276" w:lineRule="auto"/>
       </w:pPr>
       <w:r>
         <w:rPr>
@@ -255,6 +250,7 @@
           <w:ilvl w:val="1"/>
           <w:numId w:val="1"/>
         </w:numPr>
+        <w:spacing w:after="0" w:line="276" w:lineRule="auto"/>
       </w:pPr>
       <w:r>
         <w:rPr>
@@ -288,6 +284,7 @@
           <w:ilvl w:val="0"/>
           <w:numId w:val="1"/>
         </w:numPr>
+        <w:spacing w:after="0" w:line="276" w:lineRule="auto"/>
         <w:rPr>
           <w:rFonts w:ascii="Roboto Mono" w:eastAsia="Roboto Mono" w:hAnsi="Roboto Mono" w:cs="Roboto Mono"/>
         </w:rPr>
@@ -313,6 +310,7 @@
           <w:ilvl w:val="1"/>
           <w:numId w:val="1"/>
         </w:numPr>
+        <w:spacing w:after="0" w:line="276" w:lineRule="auto"/>
       </w:pPr>
       <w:r>
         <w:rPr>
@@ -346,6 +344,7 @@
           <w:ilvl w:val="1"/>
           <w:numId w:val="1"/>
         </w:numPr>
+        <w:spacing w:after="0" w:line="276" w:lineRule="auto"/>
       </w:pPr>
       <w:r>
         <w:rPr>
@@ -379,6 +378,7 @@
           <w:ilvl w:val="0"/>
           <w:numId w:val="1"/>
         </w:numPr>
+        <w:spacing w:after="0" w:line="276" w:lineRule="auto"/>
         <w:rPr>
           <w:rFonts w:ascii="Roboto Mono" w:eastAsia="Roboto Mono" w:hAnsi="Roboto Mono" w:cs="Roboto Mono"/>
         </w:rPr>
@@ -404,6 +404,7 @@
           <w:ilvl w:val="1"/>
           <w:numId w:val="1"/>
         </w:numPr>
+        <w:spacing w:after="0" w:line="276" w:lineRule="auto"/>
       </w:pPr>
       <w:r>
         <w:rPr>
@@ -437,6 +438,7 @@
           <w:ilvl w:val="1"/>
           <w:numId w:val="1"/>
         </w:numPr>
+        <w:spacing w:after="0" w:line="276" w:lineRule="auto"/>
       </w:pPr>
       <w:r>
         <w:rPr>
@@ -470,6 +472,7 @@
           <w:ilvl w:val="0"/>
           <w:numId w:val="1"/>
         </w:numPr>
+        <w:spacing w:after="0" w:line="276" w:lineRule="auto"/>
         <w:rPr>
           <w:rFonts w:ascii="Roboto Mono" w:eastAsia="Roboto Mono" w:hAnsi="Roboto Mono" w:cs="Roboto Mono"/>
         </w:rPr>
@@ -495,12 +498,12 @@
           <w:ilvl w:val="1"/>
           <w:numId w:val="1"/>
         </w:numPr>
-      </w:pPr>
-      <w:r>
-        <w:rPr>
-          <w:rFonts w:ascii="Roboto Mono" w:eastAsia="Roboto Mono" w:hAnsi="Roboto Mono" w:cs="Roboto Mono"/>
-        </w:rPr>
-        <w:lastRenderedPageBreak/>
+        <w:spacing w:after="0" w:line="276" w:lineRule="auto"/>
+      </w:pPr>
+      <w:r>
+        <w:rPr>
+          <w:rFonts w:ascii="Roboto Mono" w:eastAsia="Roboto Mono" w:hAnsi="Roboto Mono" w:cs="Roboto Mono"/>
+        </w:rPr>
         <w:t xml:space="preserve">Preparing the </w:t>
       </w:r>
       <w:r>
@@ -529,6 +532,7 @@
           <w:ilvl w:val="1"/>
           <w:numId w:val="1"/>
         </w:numPr>
+        <w:spacing w:after="0" w:line="276" w:lineRule="auto"/>
       </w:pPr>
       <w:r>
         <w:rPr>
@@ -562,6 +566,7 @@
           <w:ilvl w:val="0"/>
           <w:numId w:val="1"/>
         </w:numPr>
+        <w:spacing w:after="0" w:line="276" w:lineRule="auto"/>
         <w:rPr>
           <w:rFonts w:ascii="Roboto Mono" w:eastAsia="Roboto Mono" w:hAnsi="Roboto Mono" w:cs="Roboto Mono"/>
         </w:rPr>
@@ -587,6 +592,7 @@
           <w:ilvl w:val="1"/>
           <w:numId w:val="1"/>
         </w:numPr>
+        <w:spacing w:after="0" w:line="276" w:lineRule="auto"/>
       </w:pPr>
       <w:r>
         <w:rPr>
@@ -620,6 +626,7 @@
           <w:ilvl w:val="1"/>
           <w:numId w:val="1"/>
         </w:numPr>
+        <w:spacing w:after="0" w:line="276" w:lineRule="auto"/>
       </w:pPr>
       <w:r>
         <w:rPr>
@@ -653,6 +660,7 @@
           <w:ilvl w:val="0"/>
           <w:numId w:val="1"/>
         </w:numPr>
+        <w:spacing w:after="0" w:line="276" w:lineRule="auto"/>
         <w:rPr>
           <w:rFonts w:ascii="Roboto Mono" w:eastAsia="Roboto Mono" w:hAnsi="Roboto Mono" w:cs="Roboto Mono"/>
         </w:rPr>
@@ -678,6 +686,7 @@
           <w:ilvl w:val="1"/>
           <w:numId w:val="1"/>
         </w:numPr>
+        <w:spacing w:after="0" w:line="276" w:lineRule="auto"/>
       </w:pPr>
       <w:r>
         <w:rPr>
@@ -711,6 +720,7 @@
           <w:ilvl w:val="1"/>
           <w:numId w:val="1"/>
         </w:numPr>
+        <w:spacing w:after="0" w:line="276" w:lineRule="auto"/>
       </w:pPr>
       <w:r>
         <w:rPr>
@@ -744,6 +754,7 @@
           <w:ilvl w:val="0"/>
           <w:numId w:val="1"/>
         </w:numPr>
+        <w:spacing w:after="0" w:line="276" w:lineRule="auto"/>
         <w:rPr>
           <w:rFonts w:ascii="Roboto Mono" w:eastAsia="Roboto Mono" w:hAnsi="Roboto Mono" w:cs="Roboto Mono"/>
         </w:rPr>
@@ -769,6 +780,7 @@
           <w:ilvl w:val="1"/>
           <w:numId w:val="1"/>
         </w:numPr>
+        <w:spacing w:after="0" w:line="276" w:lineRule="auto"/>
         <w:rPr>
           <w:rFonts w:ascii="Roboto Mono" w:eastAsia="Roboto Mono" w:hAnsi="Roboto Mono" w:cs="Roboto Mono"/>
         </w:rPr>
@@ -792,6 +804,7 @@
           <w:ilvl w:val="1"/>
           <w:numId w:val="1"/>
         </w:numPr>
+        <w:spacing w:after="0" w:line="276" w:lineRule="auto"/>
       </w:pPr>
       <w:r>
         <w:rPr>
@@ -825,6 +838,7 @@
           <w:ilvl w:val="0"/>
           <w:numId w:val="1"/>
         </w:numPr>
+        <w:spacing w:after="0" w:line="276" w:lineRule="auto"/>
         <w:rPr>
           <w:rFonts w:ascii="Roboto Mono" w:eastAsia="Roboto Mono" w:hAnsi="Roboto Mono" w:cs="Roboto Mono"/>
         </w:rPr>
@@ -850,6 +864,7 @@
           <w:ilvl w:val="1"/>
           <w:numId w:val="1"/>
         </w:numPr>
+        <w:spacing w:after="0" w:line="276" w:lineRule="auto"/>
         <w:rPr>
           <w:rFonts w:ascii="Roboto Mono" w:eastAsia="Roboto Mono" w:hAnsi="Roboto Mono" w:cs="Roboto Mono"/>
         </w:rPr>
@@ -873,7 +888,7 @@
           <w:ilvl w:val="1"/>
           <w:numId w:val="1"/>
         </w:numPr>
-        <w:spacing w:after="240"/>
+        <w:spacing w:after="240" w:line="276" w:lineRule="auto"/>
       </w:pPr>
       <w:r>
         <w:rPr>
@@ -895,12 +910,13 @@
         <w:t>.</w:t>
       </w:r>
     </w:p>
+    <w:p/>
     <w:p/>
     <w:sectPr>
       <w:pgSz w:w="12240" w:h="15840"/>
       <w:pgMar w:top="1440" w:right="1440" w:bottom="1440" w:left="1440" w:header="720" w:footer="720" w:gutter="0"/>
-      <w:pgNumType w:start="1"/>
       <w:cols w:space="720"/>
+      <w:docGrid w:linePitch="360"/>
     </w:sectPr>
   </w:body>
 </w:document>
@@ -1427,18 +1443,6 @@
   <w:style w:type="paragraph" w:default="1" w:styleId="Normal">
     <w:name w:val="Normal"/>
     <w:qFormat/>
-    <w:rsid w:val="00CE72F6"/>
-    <w:pPr>
-      <w:spacing w:after="0" w:line="276" w:lineRule="auto"/>
-    </w:pPr>
-    <w:rPr>
-      <w:rFonts w:ascii="Arial" w:eastAsia="Arial" w:hAnsi="Arial" w:cs="Arial"/>
-      <w:kern w:val="0"/>
-      <w:sz w:val="22"/>
-      <w:szCs w:val="22"/>
-      <w:lang w:val="en"/>
-      <w14:ligatures w14:val="none"/>
-    </w:rPr>
   </w:style>
   <w:style w:type="paragraph" w:styleId="Heading1">
     <w:name w:val="heading 1"/>
@@ -1447,7 +1451,7 @@
     <w:link w:val="Heading1Char"/>
     <w:uiPriority w:val="9"/>
     <w:qFormat/>
-    <w:rsid w:val="003D4F81"/>
+    <w:rsid w:val="00FB2495"/>
     <w:pPr>
       <w:keepNext/>
       <w:keepLines/>
@@ -1470,7 +1474,7 @@
     <w:semiHidden/>
     <w:unhideWhenUsed/>
     <w:qFormat/>
-    <w:rsid w:val="003D4F81"/>
+    <w:rsid w:val="00FB2495"/>
     <w:pPr>
       <w:keepNext/>
       <w:keepLines/>
@@ -1493,7 +1497,7 @@
     <w:semiHidden/>
     <w:unhideWhenUsed/>
     <w:qFormat/>
-    <w:rsid w:val="003D4F81"/>
+    <w:rsid w:val="00FB2495"/>
     <w:pPr>
       <w:keepNext/>
       <w:keepLines/>
@@ -1516,7 +1520,7 @@
     <w:semiHidden/>
     <w:unhideWhenUsed/>
     <w:qFormat/>
-    <w:rsid w:val="003D4F81"/>
+    <w:rsid w:val="00FB2495"/>
     <w:pPr>
       <w:keepNext/>
       <w:keepLines/>
@@ -1539,7 +1543,7 @@
     <w:semiHidden/>
     <w:unhideWhenUsed/>
     <w:qFormat/>
-    <w:rsid w:val="003D4F81"/>
+    <w:rsid w:val="00FB2495"/>
     <w:pPr>
       <w:keepNext/>
       <w:keepLines/>
@@ -1560,11 +1564,11 @@
     <w:semiHidden/>
     <w:unhideWhenUsed/>
     <w:qFormat/>
-    <w:rsid w:val="003D4F81"/>
+    <w:rsid w:val="00FB2495"/>
     <w:pPr>
       <w:keepNext/>
       <w:keepLines/>
-      <w:spacing w:before="40"/>
+      <w:spacing w:before="40" w:after="0"/>
       <w:outlineLvl w:val="5"/>
     </w:pPr>
     <w:rPr>
@@ -1583,11 +1587,11 @@
     <w:semiHidden/>
     <w:unhideWhenUsed/>
     <w:qFormat/>
-    <w:rsid w:val="003D4F81"/>
+    <w:rsid w:val="00FB2495"/>
     <w:pPr>
       <w:keepNext/>
       <w:keepLines/>
-      <w:spacing w:before="40"/>
+      <w:spacing w:before="40" w:after="0"/>
       <w:outlineLvl w:val="6"/>
     </w:pPr>
     <w:rPr>
@@ -1604,10 +1608,11 @@
     <w:semiHidden/>
     <w:unhideWhenUsed/>
     <w:qFormat/>
-    <w:rsid w:val="003D4F81"/>
+    <w:rsid w:val="00FB2495"/>
     <w:pPr>
       <w:keepNext/>
       <w:keepLines/>
+      <w:spacing w:after="0"/>
       <w:outlineLvl w:val="7"/>
     </w:pPr>
     <w:rPr>
@@ -1626,10 +1631,11 @@
     <w:semiHidden/>
     <w:unhideWhenUsed/>
     <w:qFormat/>
-    <w:rsid w:val="003D4F81"/>
+    <w:rsid w:val="00FB2495"/>
     <w:pPr>
       <w:keepNext/>
       <w:keepLines/>
+      <w:spacing w:after="0"/>
       <w:outlineLvl w:val="8"/>
     </w:pPr>
     <w:rPr>
@@ -1669,7 +1675,7 @@
     <w:basedOn w:val="DefaultParagraphFont"/>
     <w:link w:val="Heading1"/>
     <w:uiPriority w:val="9"/>
-    <w:rsid w:val="003D4F81"/>
+    <w:rsid w:val="00FB2495"/>
     <w:rPr>
       <w:rFonts w:asciiTheme="majorHAnsi" w:eastAsiaTheme="majorEastAsia" w:hAnsiTheme="majorHAnsi" w:cstheme="majorBidi"/>
       <w:color w:val="2F5496" w:themeColor="accent1" w:themeShade="BF"/>
@@ -1683,7 +1689,7 @@
     <w:link w:val="Heading2"/>
     <w:uiPriority w:val="9"/>
     <w:semiHidden/>
-    <w:rsid w:val="003D4F81"/>
+    <w:rsid w:val="00FB2495"/>
     <w:rPr>
       <w:rFonts w:asciiTheme="majorHAnsi" w:eastAsiaTheme="majorEastAsia" w:hAnsiTheme="majorHAnsi" w:cstheme="majorBidi"/>
       <w:color w:val="2F5496" w:themeColor="accent1" w:themeShade="BF"/>
@@ -1697,7 +1703,7 @@
     <w:link w:val="Heading3"/>
     <w:uiPriority w:val="9"/>
     <w:semiHidden/>
-    <w:rsid w:val="003D4F81"/>
+    <w:rsid w:val="00FB2495"/>
     <w:rPr>
       <w:rFonts w:eastAsiaTheme="majorEastAsia" w:cstheme="majorBidi"/>
       <w:color w:val="2F5496" w:themeColor="accent1" w:themeShade="BF"/>
@@ -1711,7 +1717,7 @@
     <w:link w:val="Heading4"/>
     <w:uiPriority w:val="9"/>
     <w:semiHidden/>
-    <w:rsid w:val="003D4F81"/>
+    <w:rsid w:val="00FB2495"/>
     <w:rPr>
       <w:rFonts w:eastAsiaTheme="majorEastAsia" w:cstheme="majorBidi"/>
       <w:i/>
@@ -1725,7 +1731,7 @@
     <w:link w:val="Heading5"/>
     <w:uiPriority w:val="9"/>
     <w:semiHidden/>
-    <w:rsid w:val="003D4F81"/>
+    <w:rsid w:val="00FB2495"/>
     <w:rPr>
       <w:rFonts w:eastAsiaTheme="majorEastAsia" w:cstheme="majorBidi"/>
       <w:color w:val="2F5496" w:themeColor="accent1" w:themeShade="BF"/>
@@ -1737,7 +1743,7 @@
     <w:link w:val="Heading6"/>
     <w:uiPriority w:val="9"/>
     <w:semiHidden/>
-    <w:rsid w:val="003D4F81"/>
+    <w:rsid w:val="00FB2495"/>
     <w:rPr>
       <w:rFonts w:eastAsiaTheme="majorEastAsia" w:cstheme="majorBidi"/>
       <w:i/>
@@ -1751,7 +1757,7 @@
     <w:link w:val="Heading7"/>
     <w:uiPriority w:val="9"/>
     <w:semiHidden/>
-    <w:rsid w:val="003D4F81"/>
+    <w:rsid w:val="00FB2495"/>
     <w:rPr>
       <w:rFonts w:eastAsiaTheme="majorEastAsia" w:cstheme="majorBidi"/>
       <w:color w:val="595959" w:themeColor="text1" w:themeTint="A6"/>
@@ -1763,7 +1769,7 @@
     <w:link w:val="Heading8"/>
     <w:uiPriority w:val="9"/>
     <w:semiHidden/>
-    <w:rsid w:val="003D4F81"/>
+    <w:rsid w:val="00FB2495"/>
     <w:rPr>
       <w:rFonts w:eastAsiaTheme="majorEastAsia" w:cstheme="majorBidi"/>
       <w:i/>
@@ -1777,7 +1783,7 @@
     <w:link w:val="Heading9"/>
     <w:uiPriority w:val="9"/>
     <w:semiHidden/>
-    <w:rsid w:val="003D4F81"/>
+    <w:rsid w:val="00FB2495"/>
     <w:rPr>
       <w:rFonts w:eastAsiaTheme="majorEastAsia" w:cstheme="majorBidi"/>
       <w:color w:val="272727" w:themeColor="text1" w:themeTint="D8"/>
@@ -1790,7 +1796,7 @@
     <w:link w:val="TitleChar"/>
     <w:uiPriority w:val="10"/>
     <w:qFormat/>
-    <w:rsid w:val="003D4F81"/>
+    <w:rsid w:val="00FB2495"/>
     <w:pPr>
       <w:spacing w:after="80" w:line="240" w:lineRule="auto"/>
       <w:contextualSpacing/>
@@ -1808,7 +1814,7 @@
     <w:basedOn w:val="DefaultParagraphFont"/>
     <w:link w:val="Title"/>
     <w:uiPriority w:val="10"/>
-    <w:rsid w:val="003D4F81"/>
+    <w:rsid w:val="00FB2495"/>
     <w:rPr>
       <w:rFonts w:asciiTheme="majorHAnsi" w:eastAsiaTheme="majorEastAsia" w:hAnsiTheme="majorHAnsi" w:cstheme="majorBidi"/>
       <w:spacing w:val="-10"/>
@@ -1824,7 +1830,7 @@
     <w:link w:val="SubtitleChar"/>
     <w:uiPriority w:val="11"/>
     <w:qFormat/>
-    <w:rsid w:val="003D4F81"/>
+    <w:rsid w:val="00FB2495"/>
     <w:pPr>
       <w:numPr>
         <w:ilvl w:val="1"/>
@@ -1843,7 +1849,7 @@
     <w:basedOn w:val="DefaultParagraphFont"/>
     <w:link w:val="Subtitle"/>
     <w:uiPriority w:val="11"/>
-    <w:rsid w:val="003D4F81"/>
+    <w:rsid w:val="00FB2495"/>
     <w:rPr>
       <w:rFonts w:eastAsiaTheme="majorEastAsia" w:cstheme="majorBidi"/>
       <w:color w:val="595959" w:themeColor="text1" w:themeTint="A6"/>
@@ -1859,7 +1865,7 @@
     <w:link w:val="QuoteChar"/>
     <w:uiPriority w:val="29"/>
     <w:qFormat/>
-    <w:rsid w:val="003D4F81"/>
+    <w:rsid w:val="00FB2495"/>
     <w:pPr>
       <w:spacing w:before="160"/>
       <w:jc w:val="center"/>
@@ -1875,7 +1881,7 @@
     <w:basedOn w:val="DefaultParagraphFont"/>
     <w:link w:val="Quote"/>
     <w:uiPriority w:val="29"/>
-    <w:rsid w:val="003D4F81"/>
+    <w:rsid w:val="00FB2495"/>
     <w:rPr>
       <w:i/>
       <w:iCs/>
@@ -1887,7 +1893,7 @@
     <w:basedOn w:val="Normal"/>
     <w:uiPriority w:val="34"/>
     <w:qFormat/>
-    <w:rsid w:val="003D4F81"/>
+    <w:rsid w:val="00FB2495"/>
     <w:pPr>
       <w:ind w:left="720"/>
       <w:contextualSpacing/>
@@ -1898,7 +1904,7 @@
     <w:basedOn w:val="DefaultParagraphFont"/>
     <w:uiPriority w:val="21"/>
     <w:qFormat/>
-    <w:rsid w:val="003D4F81"/>
+    <w:rsid w:val="00FB2495"/>
     <w:rPr>
       <w:i/>
       <w:iCs/>
@@ -1912,7 +1918,7 @@
     <w:link w:val="IntenseQuoteChar"/>
     <w:uiPriority w:val="30"/>
     <w:qFormat/>
-    <w:rsid w:val="003D4F81"/>
+    <w:rsid w:val="00FB2495"/>
     <w:pPr>
       <w:pBdr>
         <w:top w:val="single" w:sz="4" w:space="10" w:color="2F5496" w:themeColor="accent1" w:themeShade="BF"/>
@@ -1933,7 +1939,7 @@
     <w:basedOn w:val="DefaultParagraphFont"/>
     <w:link w:val="IntenseQuote"/>
     <w:uiPriority w:val="30"/>
-    <w:rsid w:val="003D4F81"/>
+    <w:rsid w:val="00FB2495"/>
     <w:rPr>
       <w:i/>
       <w:iCs/>
@@ -1945,7 +1951,7 @@
     <w:basedOn w:val="DefaultParagraphFont"/>
     <w:uiPriority w:val="32"/>
     <w:qFormat/>
-    <w:rsid w:val="003D4F81"/>
+    <w:rsid w:val="00FB2495"/>
     <w:rPr>
       <w:b/>
       <w:bCs/>
